--- a/src/assets/planejamentoSemanal2.docx
+++ b/src/assets/planejamentoSemanal2.docx
@@ -17,14 +17,12 @@
           <w:rFonts w:ascii="Arial" w:hAnsi="Arial" w:eastAsia="Arial" w:cs="Arial"/>
           <w:b w:val="false"/>
           <w:i w:val="false"/>
-          <w:i w:val="false"/>
           <w:caps w:val="false"/>
           <w:smallCaps w:val="false"/>
           <w:strike w:val="false"/>
           <w:dstrike w:val="false"/>
           <w:color w:val="000000"/>
           <w:position w:val="0"/>
-          <w:sz w:val="22"/>
           <w:sz w:val="22"/>
           <w:szCs w:val="22"/>
           <w:u w:val="none"/>
@@ -43,7 +41,6 @@
           <w:dstrike w:val="false"/>
           <w:color w:val="000000"/>
           <w:position w:val="0"/>
-          <w:sz w:val="22"/>
           <w:sz w:val="22"/>
           <w:szCs w:val="22"/>
           <w:u w:val="none"/>
@@ -68,12 +65,12 @@
         <w:tblLook w:val="0000"/>
       </w:tblPr>
       <w:tblGrid>
-        <w:gridCol w:w="1440"/>
-        <w:gridCol w:w="3300"/>
+        <w:gridCol w:w="1260"/>
+        <w:gridCol w:w="3480"/>
         <w:gridCol w:w="2879"/>
         <w:gridCol w:w="2626"/>
         <w:gridCol w:w="2774"/>
-        <w:gridCol w:w="2655"/>
+        <w:gridCol w:w="2656"/>
       </w:tblGrid>
       <w:tr>
         <w:trPr>
@@ -81,7 +78,7 @@
         </w:trPr>
         <w:tc>
           <w:tcPr>
-            <w:tcW w:w="15674" w:type="dxa"/>
+            <w:tcW w:w="15675" w:type="dxa"/>
             <w:gridSpan w:val="6"/>
             <w:tcBorders>
               <w:top w:val="single" w:sz="8" w:space="0" w:color="38761D"/>
@@ -114,7 +111,6 @@
                 <w:rFonts w:ascii="Liberation Serif" w:hAnsi="Liberation Serif" w:eastAsia="Liberation Serif" w:cs="Liberation Serif"/>
                 <w:b/>
                 <w:i w:val="false"/>
-                <w:i w:val="false"/>
                 <w:strike w:val="false"/>
                 <w:dstrike w:val="false"/>
                 <w:color w:val="FFFFFF"/>
@@ -134,7 +130,6 @@
                 <w:dstrike w:val="false"/>
                 <w:color w:val="FFFFFF"/>
                 <w:position w:val="0"/>
-                <w:sz w:val="24"/>
                 <w:sz w:val="24"/>
                 <w:szCs w:val="24"/>
                 <w:u w:val="none"/>
@@ -165,7 +160,6 @@
                 <w:rFonts w:ascii="Liberation Serif" w:hAnsi="Liberation Serif" w:eastAsia="Liberation Serif" w:cs="Liberation Serif"/>
                 <w:b/>
                 <w:i w:val="false"/>
-                <w:i w:val="false"/>
                 <w:strike w:val="false"/>
                 <w:dstrike w:val="false"/>
                 <w:color w:val="FFFFFF"/>
@@ -185,7 +179,6 @@
                 <w:dstrike w:val="false"/>
                 <w:color w:val="FFFFFF"/>
                 <w:position w:val="0"/>
-                <w:sz w:val="24"/>
                 <w:sz w:val="24"/>
                 <w:szCs w:val="24"/>
                 <w:u w:val="none"/>
@@ -203,7 +196,7 @@
         </w:trPr>
         <w:tc>
           <w:tcPr>
-            <w:tcW w:w="1440" w:type="dxa"/>
+            <w:tcW w:w="1260" w:type="dxa"/>
             <w:tcBorders>
               <w:top w:val="single" w:sz="8" w:space="0" w:color="38761D"/>
               <w:left w:val="single" w:sz="8" w:space="0" w:color="38761D"/>
@@ -240,19 +233,94 @@
                 <w:color w:val="000000"/>
                 <w:position w:val="0"/>
                 <w:sz w:val="24"/>
-                <w:sz w:val="24"/>
-                <w:szCs w:val="24"/>
-                <w:u w:val="none"/>
-                <w:shd w:fill="auto" w:val="clear"/>
-                <w:vertAlign w:val="baseline"/>
-              </w:rPr>
-              <w:t>HORÁRIOS</w:t>
-            </w:r>
-          </w:p>
-        </w:tc>
-        <w:tc>
-          <w:tcPr>
-            <w:tcW w:w="3300" w:type="dxa"/>
+                <w:szCs w:val="24"/>
+                <w:u w:val="none"/>
+                <w:shd w:fill="auto" w:val="clear"/>
+                <w:vertAlign w:val="baseline"/>
+              </w:rPr>
+              <w:t>E</w:t>
+            </w:r>
+            <w:r>
+              <w:rPr>
+                <w:rFonts w:eastAsia="Arial" w:cs="Arial" w:ascii="Arial" w:hAnsi="Arial"/>
+                <w:b/>
+                <w:i w:val="false"/>
+                <w:caps w:val="false"/>
+                <w:smallCaps w:val="false"/>
+                <w:strike w:val="false"/>
+                <w:dstrike w:val="false"/>
+                <w:color w:val="000000"/>
+                <w:position w:val="0"/>
+                <w:sz w:val="24"/>
+                <w:szCs w:val="24"/>
+                <w:u w:val="none"/>
+                <w:shd w:fill="auto" w:val="clear"/>
+                <w:vertAlign w:val="baseline"/>
+              </w:rPr>
+              <w:t>x</w:t>
+            </w:r>
+            <w:r>
+              <w:rPr>
+                <w:rFonts w:eastAsia="Arial" w:cs="Arial" w:ascii="Arial" w:hAnsi="Arial"/>
+                <w:b/>
+                <w:i w:val="false"/>
+                <w:caps w:val="false"/>
+                <w:smallCaps w:val="false"/>
+                <w:strike w:val="false"/>
+                <w:dstrike w:val="false"/>
+                <w:color w:val="000000"/>
+                <w:position w:val="0"/>
+                <w:sz w:val="24"/>
+                <w:szCs w:val="24"/>
+                <w:u w:val="none"/>
+                <w:shd w:fill="auto" w:val="clear"/>
+                <w:vertAlign w:val="baseline"/>
+              </w:rPr>
+              <w:t>t</w:t>
+            </w:r>
+            <w:r>
+              <w:rPr>
+                <w:rFonts w:eastAsia="Arial" w:cs="Arial" w:ascii="Arial" w:hAnsi="Arial"/>
+                <w:b/>
+                <w:i w:val="false"/>
+                <w:caps w:val="false"/>
+                <w:smallCaps w:val="false"/>
+                <w:strike w:val="false"/>
+                <w:dstrike w:val="false"/>
+                <w:color w:val="000000"/>
+                <w:position w:val="0"/>
+                <w:sz w:val="24"/>
+                <w:szCs w:val="24"/>
+                <w:u w:val="none"/>
+                <w:shd w:fill="auto" w:val="clear"/>
+                <w:vertAlign w:val="baseline"/>
+              </w:rPr>
+              <w:t>r</w:t>
+            </w:r>
+            <w:r>
+              <w:rPr>
+                <w:rFonts w:eastAsia="Arial" w:cs="Arial" w:ascii="Arial" w:hAnsi="Arial"/>
+                <w:b/>
+                <w:i w:val="false"/>
+                <w:caps w:val="false"/>
+                <w:smallCaps w:val="false"/>
+                <w:strike w:val="false"/>
+                <w:dstrike w:val="false"/>
+                <w:color w:val="000000"/>
+                <w:position w:val="0"/>
+                <w:sz w:val="24"/>
+                <w:szCs w:val="24"/>
+                <w:u w:val="none"/>
+                <w:shd w:fill="auto" w:val="clear"/>
+                <w:vertAlign w:val="baseline"/>
+              </w:rPr>
+              <w:t>a</w:t>
+            </w:r>
+          </w:p>
+        </w:tc>
+        <w:tc>
+          <w:tcPr>
+            <w:tcW w:w="3480" w:type="dxa"/>
             <w:tcBorders>
               <w:top w:val="single" w:sz="8" w:space="0" w:color="38761D"/>
               <w:left w:val="single" w:sz="8" w:space="0" w:color="38761D"/>
@@ -289,7 +357,6 @@
                 <w:color w:val="000000"/>
                 <w:position w:val="0"/>
                 <w:sz w:val="24"/>
-                <w:sz w:val="24"/>
                 <w:szCs w:val="24"/>
                 <w:u w:val="none"/>
                 <w:shd w:fill="auto" w:val="clear"/>
@@ -338,7 +405,6 @@
                 <w:color w:val="000000"/>
                 <w:position w:val="0"/>
                 <w:sz w:val="24"/>
-                <w:sz w:val="24"/>
                 <w:szCs w:val="24"/>
                 <w:u w:val="none"/>
                 <w:shd w:fill="auto" w:val="clear"/>
@@ -387,7 +453,6 @@
                 <w:color w:val="000000"/>
                 <w:position w:val="0"/>
                 <w:sz w:val="24"/>
-                <w:sz w:val="24"/>
                 <w:szCs w:val="24"/>
                 <w:u w:val="none"/>
                 <w:shd w:fill="auto" w:val="clear"/>
@@ -436,7 +501,6 @@
                 <w:color w:val="000000"/>
                 <w:position w:val="0"/>
                 <w:sz w:val="24"/>
-                <w:sz w:val="24"/>
                 <w:szCs w:val="24"/>
                 <w:u w:val="none"/>
                 <w:shd w:fill="auto" w:val="clear"/>
@@ -448,7 +512,7 @@
         </w:tc>
         <w:tc>
           <w:tcPr>
-            <w:tcW w:w="2655" w:type="dxa"/>
+            <w:tcW w:w="2656" w:type="dxa"/>
             <w:tcBorders>
               <w:top w:val="single" w:sz="8" w:space="0" w:color="38761D"/>
               <w:left w:val="single" w:sz="8" w:space="0" w:color="38761D"/>
@@ -484,7 +548,6 @@
                 <w:dstrike w:val="false"/>
                 <w:color w:val="000000"/>
                 <w:position w:val="0"/>
-                <w:sz w:val="24"/>
                 <w:sz w:val="24"/>
                 <w:szCs w:val="24"/>
                 <w:u w:val="none"/>
@@ -502,7 +565,7 @@
         </w:trPr>
         <w:tc>
           <w:tcPr>
-            <w:tcW w:w="1440" w:type="dxa"/>
+            <w:tcW w:w="1260" w:type="dxa"/>
             <w:tcBorders>
               <w:top w:val="single" w:sz="8" w:space="0" w:color="38761D"/>
               <w:left w:val="single" w:sz="8" w:space="0" w:color="38761D"/>
@@ -525,33 +588,30 @@
                 <w:rFonts w:ascii="Arial" w:hAnsi="Arial" w:eastAsia="Arial" w:cs="Arial"/>
                 <w:b w:val="false"/>
                 <w:i w:val="false"/>
-                <w:i w:val="false"/>
-                <w:caps w:val="false"/>
-                <w:smallCaps w:val="false"/>
-                <w:strike w:val="false"/>
-                <w:dstrike w:val="false"/>
-                <w:color w:val="000000"/>
-                <w:position w:val="0"/>
-                <w:sz w:val="24"/>
-                <w:sz w:val="24"/>
-                <w:szCs w:val="24"/>
-                <w:u w:val="none"/>
-                <w:shd w:fill="auto" w:val="clear"/>
-                <w:vertAlign w:val="baseline"/>
-              </w:rPr>
-            </w:pPr>
-            <w:r>
-              <w:rPr>
-                <w:rFonts w:eastAsia="Arial" w:cs="Arial" w:ascii="Arial" w:hAnsi="Arial"/>
-                <w:b w:val="false"/>
-                <w:i w:val="false"/>
-                <w:caps w:val="false"/>
-                <w:smallCaps w:val="false"/>
-                <w:strike w:val="false"/>
-                <w:dstrike w:val="false"/>
-                <w:color w:val="000000"/>
-                <w:position w:val="0"/>
-                <w:sz w:val="24"/>
+                <w:caps w:val="false"/>
+                <w:smallCaps w:val="false"/>
+                <w:strike w:val="false"/>
+                <w:dstrike w:val="false"/>
+                <w:color w:val="000000"/>
+                <w:position w:val="0"/>
+                <w:sz w:val="24"/>
+                <w:szCs w:val="24"/>
+                <w:u w:val="none"/>
+                <w:shd w:fill="auto" w:val="clear"/>
+                <w:vertAlign w:val="baseline"/>
+              </w:rPr>
+            </w:pPr>
+            <w:r>
+              <w:rPr>
+                <w:rFonts w:eastAsia="Arial" w:cs="Arial" w:ascii="Arial" w:hAnsi="Arial"/>
+                <w:b w:val="false"/>
+                <w:i w:val="false"/>
+                <w:caps w:val="false"/>
+                <w:smallCaps w:val="false"/>
+                <w:strike w:val="false"/>
+                <w:dstrike w:val="false"/>
+                <w:color w:val="000000"/>
+                <w:position w:val="0"/>
                 <w:sz w:val="24"/>
                 <w:szCs w:val="24"/>
                 <w:u w:val="none"/>
@@ -589,7 +649,6 @@
                 <w:color w:val="000000"/>
                 <w:position w:val="0"/>
                 <w:sz w:val="24"/>
-                <w:sz w:val="24"/>
                 <w:szCs w:val="24"/>
                 <w:u w:val="none"/>
                 <w:shd w:fill="auto" w:val="clear"/>
@@ -601,7 +660,7 @@
         </w:tc>
         <w:tc>
           <w:tcPr>
-            <w:tcW w:w="3300" w:type="dxa"/>
+            <w:tcW w:w="3480" w:type="dxa"/>
             <w:tcBorders>
               <w:top w:val="single" w:sz="8" w:space="0" w:color="38761D"/>
               <w:left w:val="single" w:sz="8" w:space="0" w:color="38761D"/>
@@ -790,7 +849,7 @@
         </w:tc>
         <w:tc>
           <w:tcPr>
-            <w:tcW w:w="2655" w:type="dxa"/>
+            <w:tcW w:w="2656" w:type="dxa"/>
             <w:tcBorders>
               <w:top w:val="single" w:sz="8" w:space="0" w:color="38761D"/>
               <w:left w:val="single" w:sz="8" w:space="0" w:color="38761D"/>
@@ -835,7 +894,7 @@
         </w:trPr>
         <w:tc>
           <w:tcPr>
-            <w:tcW w:w="1440" w:type="dxa"/>
+            <w:tcW w:w="1260" w:type="dxa"/>
             <w:tcBorders>
               <w:top w:val="single" w:sz="8" w:space="0" w:color="38761D"/>
               <w:left w:val="single" w:sz="8" w:space="0" w:color="38761D"/>
@@ -857,45 +916,42 @@
                 <w:rFonts w:ascii="Arial" w:hAnsi="Arial" w:eastAsia="Arial" w:cs="Arial"/>
                 <w:b w:val="false"/>
                 <w:i w:val="false"/>
-                <w:i w:val="false"/>
-                <w:caps w:val="false"/>
-                <w:smallCaps w:val="false"/>
-                <w:strike w:val="false"/>
-                <w:dstrike w:val="false"/>
-                <w:color w:val="000000"/>
-                <w:position w:val="0"/>
-                <w:sz w:val="24"/>
-                <w:sz w:val="24"/>
-                <w:szCs w:val="24"/>
-                <w:u w:val="none"/>
-                <w:shd w:fill="auto" w:val="clear"/>
-                <w:vertAlign w:val="baseline"/>
-              </w:rPr>
-            </w:pPr>
-            <w:r>
-              <w:rPr>
-                <w:rFonts w:eastAsia="Arial" w:cs="Arial" w:ascii="Arial" w:hAnsi="Arial"/>
-                <w:b w:val="false"/>
-                <w:i w:val="false"/>
-                <w:caps w:val="false"/>
-                <w:smallCaps w:val="false"/>
-                <w:strike w:val="false"/>
-                <w:dstrike w:val="false"/>
-                <w:color w:val="000000"/>
-                <w:position w:val="0"/>
-                <w:sz w:val="24"/>
-                <w:sz w:val="24"/>
-                <w:szCs w:val="24"/>
-                <w:u w:val="none"/>
-                <w:shd w:fill="auto" w:val="clear"/>
-                <w:vertAlign w:val="baseline"/>
-              </w:rPr>
-            </w:r>
-          </w:p>
-        </w:tc>
-        <w:tc>
-          <w:tcPr>
-            <w:tcW w:w="3300" w:type="dxa"/>
+                <w:caps w:val="false"/>
+                <w:smallCaps w:val="false"/>
+                <w:strike w:val="false"/>
+                <w:dstrike w:val="false"/>
+                <w:color w:val="000000"/>
+                <w:position w:val="0"/>
+                <w:sz w:val="24"/>
+                <w:szCs w:val="24"/>
+                <w:u w:val="none"/>
+                <w:shd w:fill="auto" w:val="clear"/>
+                <w:vertAlign w:val="baseline"/>
+              </w:rPr>
+            </w:pPr>
+            <w:r>
+              <w:rPr>
+                <w:rFonts w:eastAsia="Arial" w:cs="Arial" w:ascii="Arial" w:hAnsi="Arial"/>
+                <w:b w:val="false"/>
+                <w:i w:val="false"/>
+                <w:caps w:val="false"/>
+                <w:smallCaps w:val="false"/>
+                <w:strike w:val="false"/>
+                <w:dstrike w:val="false"/>
+                <w:color w:val="000000"/>
+                <w:position w:val="0"/>
+                <w:sz w:val="24"/>
+                <w:szCs w:val="24"/>
+                <w:u w:val="none"/>
+                <w:shd w:fill="auto" w:val="clear"/>
+                <w:vertAlign w:val="baseline"/>
+              </w:rPr>
+            </w:r>
+          </w:p>
+        </w:tc>
+        <w:tc>
+          <w:tcPr>
+            <w:tcW w:w="3480" w:type="dxa"/>
             <w:tcBorders>
               <w:top w:val="single" w:sz="8" w:space="0" w:color="38761D"/>
               <w:left w:val="single" w:sz="8" w:space="0" w:color="38761D"/>
@@ -1121,7 +1177,7 @@
         </w:tc>
         <w:tc>
           <w:tcPr>
-            <w:tcW w:w="2655" w:type="dxa"/>
+            <w:tcW w:w="2656" w:type="dxa"/>
             <w:tcBorders>
               <w:top w:val="single" w:sz="8" w:space="0" w:color="38761D"/>
               <w:left w:val="single" w:sz="8" w:space="0" w:color="38761D"/>
@@ -1179,7 +1235,7 @@
         </w:trPr>
         <w:tc>
           <w:tcPr>
-            <w:tcW w:w="1440" w:type="dxa"/>
+            <w:tcW w:w="1260" w:type="dxa"/>
             <w:tcBorders>
               <w:top w:val="single" w:sz="8" w:space="0" w:color="38761D"/>
               <w:left w:val="single" w:sz="8" w:space="0" w:color="38761D"/>
@@ -1202,45 +1258,42 @@
                 <w:rFonts w:ascii="Arial" w:hAnsi="Arial" w:eastAsia="Arial" w:cs="Arial"/>
                 <w:b w:val="false"/>
                 <w:i w:val="false"/>
-                <w:i w:val="false"/>
-                <w:caps w:val="false"/>
-                <w:smallCaps w:val="false"/>
-                <w:strike w:val="false"/>
-                <w:dstrike w:val="false"/>
-                <w:color w:val="000000"/>
-                <w:position w:val="0"/>
-                <w:sz w:val="24"/>
-                <w:sz w:val="24"/>
-                <w:szCs w:val="24"/>
-                <w:u w:val="none"/>
-                <w:shd w:fill="auto" w:val="clear"/>
-                <w:vertAlign w:val="baseline"/>
-              </w:rPr>
-            </w:pPr>
-            <w:r>
-              <w:rPr>
-                <w:rFonts w:eastAsia="Arial" w:cs="Arial" w:ascii="Arial" w:hAnsi="Arial"/>
-                <w:b w:val="false"/>
-                <w:i w:val="false"/>
-                <w:caps w:val="false"/>
-                <w:smallCaps w:val="false"/>
-                <w:strike w:val="false"/>
-                <w:dstrike w:val="false"/>
-                <w:color w:val="000000"/>
-                <w:position w:val="0"/>
-                <w:sz w:val="24"/>
-                <w:sz w:val="24"/>
-                <w:szCs w:val="24"/>
-                <w:u w:val="none"/>
-                <w:shd w:fill="auto" w:val="clear"/>
-                <w:vertAlign w:val="baseline"/>
-              </w:rPr>
-            </w:r>
-          </w:p>
-        </w:tc>
-        <w:tc>
-          <w:tcPr>
-            <w:tcW w:w="3300" w:type="dxa"/>
+                <w:caps w:val="false"/>
+                <w:smallCaps w:val="false"/>
+                <w:strike w:val="false"/>
+                <w:dstrike w:val="false"/>
+                <w:color w:val="000000"/>
+                <w:position w:val="0"/>
+                <w:sz w:val="24"/>
+                <w:szCs w:val="24"/>
+                <w:u w:val="none"/>
+                <w:shd w:fill="auto" w:val="clear"/>
+                <w:vertAlign w:val="baseline"/>
+              </w:rPr>
+            </w:pPr>
+            <w:r>
+              <w:rPr>
+                <w:rFonts w:eastAsia="Arial" w:cs="Arial" w:ascii="Arial" w:hAnsi="Arial"/>
+                <w:b w:val="false"/>
+                <w:i w:val="false"/>
+                <w:caps w:val="false"/>
+                <w:smallCaps w:val="false"/>
+                <w:strike w:val="false"/>
+                <w:dstrike w:val="false"/>
+                <w:color w:val="000000"/>
+                <w:position w:val="0"/>
+                <w:sz w:val="24"/>
+                <w:szCs w:val="24"/>
+                <w:u w:val="none"/>
+                <w:shd w:fill="auto" w:val="clear"/>
+                <w:vertAlign w:val="baseline"/>
+              </w:rPr>
+            </w:r>
+          </w:p>
+        </w:tc>
+        <w:tc>
+          <w:tcPr>
+            <w:tcW w:w="3480" w:type="dxa"/>
             <w:tcBorders>
               <w:top w:val="single" w:sz="8" w:space="0" w:color="38761D"/>
               <w:left w:val="single" w:sz="8" w:space="0" w:color="38761D"/>
@@ -1488,7 +1541,7 @@
         </w:tc>
         <w:tc>
           <w:tcPr>
-            <w:tcW w:w="2655" w:type="dxa"/>
+            <w:tcW w:w="2656" w:type="dxa"/>
             <w:tcBorders>
               <w:top w:val="single" w:sz="8" w:space="0" w:color="38761D"/>
               <w:left w:val="single" w:sz="8" w:space="0" w:color="38761D"/>
@@ -1603,7 +1656,7 @@
         <w:gridCol w:w="2881"/>
         <w:gridCol w:w="2616"/>
         <w:gridCol w:w="2787"/>
-        <w:gridCol w:w="2692"/>
+        <w:gridCol w:w="2693"/>
       </w:tblGrid>
       <w:tr>
         <w:trPr>
@@ -1632,33 +1685,30 @@
                 <w:rFonts w:ascii="Arial" w:hAnsi="Arial" w:eastAsia="Arial" w:cs="Arial"/>
                 <w:b w:val="false"/>
                 <w:i w:val="false"/>
-                <w:i w:val="false"/>
-                <w:caps w:val="false"/>
-                <w:smallCaps w:val="false"/>
-                <w:strike w:val="false"/>
-                <w:dstrike w:val="false"/>
-                <w:color w:val="000000"/>
-                <w:position w:val="0"/>
-                <w:sz w:val="24"/>
-                <w:sz w:val="24"/>
-                <w:szCs w:val="24"/>
-                <w:u w:val="none"/>
-                <w:shd w:fill="auto" w:val="clear"/>
-                <w:vertAlign w:val="baseline"/>
-              </w:rPr>
-            </w:pPr>
-            <w:r>
-              <w:rPr>
-                <w:rFonts w:eastAsia="Arial" w:cs="Arial" w:ascii="Arial" w:hAnsi="Arial"/>
-                <w:b w:val="false"/>
-                <w:i w:val="false"/>
-                <w:caps w:val="false"/>
-                <w:smallCaps w:val="false"/>
-                <w:strike w:val="false"/>
-                <w:dstrike w:val="false"/>
-                <w:color w:val="000000"/>
-                <w:position w:val="0"/>
-                <w:sz w:val="24"/>
+                <w:caps w:val="false"/>
+                <w:smallCaps w:val="false"/>
+                <w:strike w:val="false"/>
+                <w:dstrike w:val="false"/>
+                <w:color w:val="000000"/>
+                <w:position w:val="0"/>
+                <w:sz w:val="24"/>
+                <w:szCs w:val="24"/>
+                <w:u w:val="none"/>
+                <w:shd w:fill="auto" w:val="clear"/>
+                <w:vertAlign w:val="baseline"/>
+              </w:rPr>
+            </w:pPr>
+            <w:r>
+              <w:rPr>
+                <w:rFonts w:eastAsia="Arial" w:cs="Arial" w:ascii="Arial" w:hAnsi="Arial"/>
+                <w:b w:val="false"/>
+                <w:i w:val="false"/>
+                <w:caps w:val="false"/>
+                <w:smallCaps w:val="false"/>
+                <w:strike w:val="false"/>
+                <w:dstrike w:val="false"/>
+                <w:color w:val="000000"/>
+                <w:position w:val="0"/>
                 <w:sz w:val="24"/>
                 <w:szCs w:val="24"/>
                 <w:u w:val="none"/>
@@ -1757,33 +1807,30 @@
                 <w:rFonts w:ascii="Arial" w:hAnsi="Arial" w:eastAsia="Arial" w:cs="Arial"/>
                 <w:b w:val="false"/>
                 <w:i w:val="false"/>
-                <w:i w:val="false"/>
-                <w:caps w:val="false"/>
-                <w:smallCaps w:val="false"/>
-                <w:strike w:val="false"/>
-                <w:dstrike w:val="false"/>
-                <w:color w:val="000000"/>
-                <w:position w:val="0"/>
-                <w:sz w:val="24"/>
-                <w:sz w:val="24"/>
-                <w:szCs w:val="24"/>
-                <w:u w:val="none"/>
-                <w:shd w:fill="auto" w:val="clear"/>
-                <w:vertAlign w:val="baseline"/>
-              </w:rPr>
-            </w:pPr>
-            <w:r>
-              <w:rPr>
-                <w:rFonts w:eastAsia="Arial" w:cs="Arial" w:ascii="Arial" w:hAnsi="Arial"/>
-                <w:b w:val="false"/>
-                <w:i w:val="false"/>
-                <w:caps w:val="false"/>
-                <w:smallCaps w:val="false"/>
-                <w:strike w:val="false"/>
-                <w:dstrike w:val="false"/>
-                <w:color w:val="000000"/>
-                <w:position w:val="0"/>
-                <w:sz w:val="24"/>
+                <w:caps w:val="false"/>
+                <w:smallCaps w:val="false"/>
+                <w:strike w:val="false"/>
+                <w:dstrike w:val="false"/>
+                <w:color w:val="000000"/>
+                <w:position w:val="0"/>
+                <w:sz w:val="24"/>
+                <w:szCs w:val="24"/>
+                <w:u w:val="none"/>
+                <w:shd w:fill="auto" w:val="clear"/>
+                <w:vertAlign w:val="baseline"/>
+              </w:rPr>
+            </w:pPr>
+            <w:r>
+              <w:rPr>
+                <w:rFonts w:eastAsia="Arial" w:cs="Arial" w:ascii="Arial" w:hAnsi="Arial"/>
+                <w:b w:val="false"/>
+                <w:i w:val="false"/>
+                <w:caps w:val="false"/>
+                <w:smallCaps w:val="false"/>
+                <w:strike w:val="false"/>
+                <w:dstrike w:val="false"/>
+                <w:color w:val="000000"/>
+                <w:position w:val="0"/>
                 <w:sz w:val="24"/>
                 <w:szCs w:val="24"/>
                 <w:u w:val="none"/>
@@ -1849,33 +1896,30 @@
                 <w:rFonts w:ascii="Arial" w:hAnsi="Arial" w:eastAsia="Arial" w:cs="Arial"/>
                 <w:b/>
                 <w:i w:val="false"/>
-                <w:i w:val="false"/>
-                <w:caps w:val="false"/>
-                <w:smallCaps w:val="false"/>
-                <w:strike w:val="false"/>
-                <w:dstrike w:val="false"/>
-                <w:color w:val="000000"/>
-                <w:position w:val="0"/>
-                <w:sz w:val="24"/>
-                <w:sz w:val="24"/>
-                <w:szCs w:val="24"/>
-                <w:u w:val="none"/>
-                <w:shd w:fill="auto" w:val="clear"/>
-                <w:vertAlign w:val="baseline"/>
-              </w:rPr>
-            </w:pPr>
-            <w:r>
-              <w:rPr>
-                <w:rFonts w:eastAsia="Arial" w:cs="Arial" w:ascii="Arial" w:hAnsi="Arial"/>
-                <w:b/>
-                <w:i w:val="false"/>
-                <w:caps w:val="false"/>
-                <w:smallCaps w:val="false"/>
-                <w:strike w:val="false"/>
-                <w:dstrike w:val="false"/>
-                <w:color w:val="000000"/>
-                <w:position w:val="0"/>
-                <w:sz w:val="24"/>
+                <w:caps w:val="false"/>
+                <w:smallCaps w:val="false"/>
+                <w:strike w:val="false"/>
+                <w:dstrike w:val="false"/>
+                <w:color w:val="000000"/>
+                <w:position w:val="0"/>
+                <w:sz w:val="24"/>
+                <w:szCs w:val="24"/>
+                <w:u w:val="none"/>
+                <w:shd w:fill="auto" w:val="clear"/>
+                <w:vertAlign w:val="baseline"/>
+              </w:rPr>
+            </w:pPr>
+            <w:r>
+              <w:rPr>
+                <w:rFonts w:eastAsia="Arial" w:cs="Arial" w:ascii="Arial" w:hAnsi="Arial"/>
+                <w:b/>
+                <w:i w:val="false"/>
+                <w:caps w:val="false"/>
+                <w:smallCaps w:val="false"/>
+                <w:strike w:val="false"/>
+                <w:dstrike w:val="false"/>
+                <w:color w:val="000000"/>
+                <w:position w:val="0"/>
                 <w:sz w:val="24"/>
                 <w:szCs w:val="24"/>
                 <w:u w:val="none"/>
@@ -1911,7 +1955,6 @@
                 <w:color w:val="000000"/>
                 <w:position w:val="0"/>
                 <w:sz w:val="24"/>
-                <w:sz w:val="24"/>
                 <w:szCs w:val="24"/>
                 <w:u w:val="none"/>
                 <w:shd w:fill="auto" w:val="clear"/>
@@ -1930,7 +1973,6 @@
                 <w:dstrike w:val="false"/>
                 <w:color w:val="000000"/>
                 <w:position w:val="0"/>
-                <w:sz w:val="24"/>
                 <w:sz w:val="24"/>
                 <w:szCs w:val="24"/>
                 <w:u w:val="none"/>
@@ -1974,33 +2016,30 @@
                 <w:rFonts w:ascii="Arial" w:hAnsi="Arial" w:eastAsia="Arial" w:cs="Arial"/>
                 <w:b/>
                 <w:i w:val="false"/>
-                <w:i w:val="false"/>
-                <w:caps w:val="false"/>
-                <w:smallCaps w:val="false"/>
-                <w:strike w:val="false"/>
-                <w:dstrike w:val="false"/>
-                <w:color w:val="000000"/>
-                <w:position w:val="0"/>
-                <w:sz w:val="24"/>
-                <w:sz w:val="24"/>
-                <w:szCs w:val="24"/>
-                <w:u w:val="none"/>
-                <w:shd w:fill="auto" w:val="clear"/>
-                <w:vertAlign w:val="baseline"/>
-              </w:rPr>
-            </w:pPr>
-            <w:r>
-              <w:rPr>
-                <w:rFonts w:eastAsia="Arial" w:cs="Arial" w:ascii="Arial" w:hAnsi="Arial"/>
-                <w:b/>
-                <w:i w:val="false"/>
-                <w:caps w:val="false"/>
-                <w:smallCaps w:val="false"/>
-                <w:strike w:val="false"/>
-                <w:dstrike w:val="false"/>
-                <w:color w:val="000000"/>
-                <w:position w:val="0"/>
-                <w:sz w:val="24"/>
+                <w:caps w:val="false"/>
+                <w:smallCaps w:val="false"/>
+                <w:strike w:val="false"/>
+                <w:dstrike w:val="false"/>
+                <w:color w:val="000000"/>
+                <w:position w:val="0"/>
+                <w:sz w:val="24"/>
+                <w:szCs w:val="24"/>
+                <w:u w:val="none"/>
+                <w:shd w:fill="auto" w:val="clear"/>
+                <w:vertAlign w:val="baseline"/>
+              </w:rPr>
+            </w:pPr>
+            <w:r>
+              <w:rPr>
+                <w:rFonts w:eastAsia="Arial" w:cs="Arial" w:ascii="Arial" w:hAnsi="Arial"/>
+                <w:b/>
+                <w:i w:val="false"/>
+                <w:caps w:val="false"/>
+                <w:smallCaps w:val="false"/>
+                <w:strike w:val="false"/>
+                <w:dstrike w:val="false"/>
+                <w:color w:val="000000"/>
+                <w:position w:val="0"/>
                 <w:sz w:val="24"/>
                 <w:szCs w:val="24"/>
                 <w:u w:val="none"/>
@@ -2036,7 +2075,6 @@
                 <w:color w:val="000000"/>
                 <w:position w:val="0"/>
                 <w:sz w:val="24"/>
-                <w:sz w:val="24"/>
                 <w:szCs w:val="24"/>
                 <w:u w:val="none"/>
                 <w:shd w:fill="auto" w:val="clear"/>
@@ -2078,7 +2116,7 @@
         </w:tc>
         <w:tc>
           <w:tcPr>
-            <w:tcW w:w="2692" w:type="dxa"/>
+            <w:tcW w:w="2693" w:type="dxa"/>
             <w:tcBorders>
               <w:left w:val="single" w:sz="4" w:space="0" w:color="38761D"/>
               <w:bottom w:val="single" w:sz="4" w:space="0" w:color="38761D"/>
@@ -2099,33 +2137,30 @@
                 <w:rFonts w:ascii="Arial" w:hAnsi="Arial" w:eastAsia="Arial" w:cs="Arial"/>
                 <w:b w:val="false"/>
                 <w:i w:val="false"/>
-                <w:i w:val="false"/>
-                <w:caps w:val="false"/>
-                <w:smallCaps w:val="false"/>
-                <w:strike w:val="false"/>
-                <w:dstrike w:val="false"/>
-                <w:color w:val="000000"/>
-                <w:position w:val="0"/>
-                <w:sz w:val="24"/>
-                <w:sz w:val="24"/>
-                <w:szCs w:val="24"/>
-                <w:u w:val="none"/>
-                <w:shd w:fill="auto" w:val="clear"/>
-                <w:vertAlign w:val="baseline"/>
-              </w:rPr>
-            </w:pPr>
-            <w:r>
-              <w:rPr>
-                <w:rFonts w:eastAsia="Arial" w:cs="Arial" w:ascii="Arial" w:hAnsi="Arial"/>
-                <w:b w:val="false"/>
-                <w:i w:val="false"/>
-                <w:caps w:val="false"/>
-                <w:smallCaps w:val="false"/>
-                <w:strike w:val="false"/>
-                <w:dstrike w:val="false"/>
-                <w:color w:val="000000"/>
-                <w:position w:val="0"/>
-                <w:sz w:val="24"/>
+                <w:caps w:val="false"/>
+                <w:smallCaps w:val="false"/>
+                <w:strike w:val="false"/>
+                <w:dstrike w:val="false"/>
+                <w:color w:val="000000"/>
+                <w:position w:val="0"/>
+                <w:sz w:val="24"/>
+                <w:szCs w:val="24"/>
+                <w:u w:val="none"/>
+                <w:shd w:fill="auto" w:val="clear"/>
+                <w:vertAlign w:val="baseline"/>
+              </w:rPr>
+            </w:pPr>
+            <w:r>
+              <w:rPr>
+                <w:rFonts w:eastAsia="Arial" w:cs="Arial" w:ascii="Arial" w:hAnsi="Arial"/>
+                <w:b w:val="false"/>
+                <w:i w:val="false"/>
+                <w:caps w:val="false"/>
+                <w:smallCaps w:val="false"/>
+                <w:strike w:val="false"/>
+                <w:dstrike w:val="false"/>
+                <w:color w:val="000000"/>
+                <w:position w:val="0"/>
                 <w:sz w:val="24"/>
                 <w:szCs w:val="24"/>
                 <w:u w:val="none"/>
@@ -2413,7 +2448,7 @@
         </w:tc>
         <w:tc>
           <w:tcPr>
-            <w:tcW w:w="2692" w:type="dxa"/>
+            <w:tcW w:w="2693" w:type="dxa"/>
             <w:tcBorders>
               <w:top w:val="single" w:sz="4" w:space="0" w:color="38761D"/>
               <w:left w:val="single" w:sz="4" w:space="0" w:color="38761D"/>
@@ -2517,7 +2552,7 @@
         <w:gridCol w:w="2881"/>
         <w:gridCol w:w="2615"/>
         <w:gridCol w:w="2788"/>
-        <w:gridCol w:w="2650"/>
+        <w:gridCol w:w="2651"/>
       </w:tblGrid>
       <w:tr>
         <w:trPr>
@@ -2547,33 +2582,30 @@
                 <w:rFonts w:ascii="Arial" w:hAnsi="Arial" w:eastAsia="Arial" w:cs="Arial"/>
                 <w:b w:val="false"/>
                 <w:i w:val="false"/>
-                <w:i w:val="false"/>
-                <w:caps w:val="false"/>
-                <w:smallCaps w:val="false"/>
-                <w:strike w:val="false"/>
-                <w:dstrike w:val="false"/>
-                <w:color w:val="000000"/>
-                <w:position w:val="0"/>
-                <w:sz w:val="24"/>
-                <w:sz w:val="24"/>
-                <w:szCs w:val="24"/>
-                <w:u w:val="none"/>
-                <w:shd w:fill="auto" w:val="clear"/>
-                <w:vertAlign w:val="baseline"/>
-              </w:rPr>
-            </w:pPr>
-            <w:r>
-              <w:rPr>
-                <w:rFonts w:eastAsia="Arial" w:cs="Arial" w:ascii="Arial" w:hAnsi="Arial"/>
-                <w:b w:val="false"/>
-                <w:i w:val="false"/>
-                <w:caps w:val="false"/>
-                <w:smallCaps w:val="false"/>
-                <w:strike w:val="false"/>
-                <w:dstrike w:val="false"/>
-                <w:color w:val="000000"/>
-                <w:position w:val="0"/>
-                <w:sz w:val="24"/>
+                <w:caps w:val="false"/>
+                <w:smallCaps w:val="false"/>
+                <w:strike w:val="false"/>
+                <w:dstrike w:val="false"/>
+                <w:color w:val="000000"/>
+                <w:position w:val="0"/>
+                <w:sz w:val="24"/>
+                <w:szCs w:val="24"/>
+                <w:u w:val="none"/>
+                <w:shd w:fill="auto" w:val="clear"/>
+                <w:vertAlign w:val="baseline"/>
+              </w:rPr>
+            </w:pPr>
+            <w:r>
+              <w:rPr>
+                <w:rFonts w:eastAsia="Arial" w:cs="Arial" w:ascii="Arial" w:hAnsi="Arial"/>
+                <w:b w:val="false"/>
+                <w:i w:val="false"/>
+                <w:caps w:val="false"/>
+                <w:smallCaps w:val="false"/>
+                <w:strike w:val="false"/>
+                <w:dstrike w:val="false"/>
+                <w:color w:val="000000"/>
+                <w:position w:val="0"/>
                 <w:sz w:val="24"/>
                 <w:szCs w:val="24"/>
                 <w:u w:val="none"/>
@@ -2783,7 +2815,7 @@
         </w:tc>
         <w:tc>
           <w:tcPr>
-            <w:tcW w:w="2650" w:type="dxa"/>
+            <w:tcW w:w="2651" w:type="dxa"/>
             <w:tcBorders>
               <w:top w:val="single" w:sz="4" w:space="0" w:color="38761D"/>
               <w:left w:val="single" w:sz="4" w:space="0" w:color="38761D"/>
@@ -2884,7 +2916,7 @@
         <w:gridCol w:w="2881"/>
         <w:gridCol w:w="2615"/>
         <w:gridCol w:w="2788"/>
-        <w:gridCol w:w="2650"/>
+        <w:gridCol w:w="2651"/>
       </w:tblGrid>
       <w:tr>
         <w:trPr>
@@ -2914,33 +2946,30 @@
                 <w:rFonts w:ascii="Arial" w:hAnsi="Arial" w:eastAsia="Arial" w:cs="Arial"/>
                 <w:b w:val="false"/>
                 <w:i w:val="false"/>
-                <w:i w:val="false"/>
-                <w:caps w:val="false"/>
-                <w:smallCaps w:val="false"/>
-                <w:strike w:val="false"/>
-                <w:dstrike w:val="false"/>
-                <w:color w:val="000000"/>
-                <w:position w:val="0"/>
-                <w:sz w:val="24"/>
-                <w:sz w:val="24"/>
-                <w:szCs w:val="24"/>
-                <w:u w:val="none"/>
-                <w:shd w:fill="auto" w:val="clear"/>
-                <w:vertAlign w:val="baseline"/>
-              </w:rPr>
-            </w:pPr>
-            <w:r>
-              <w:rPr>
-                <w:rFonts w:eastAsia="Arial" w:cs="Arial" w:ascii="Arial" w:hAnsi="Arial"/>
-                <w:b w:val="false"/>
-                <w:i w:val="false"/>
-                <w:caps w:val="false"/>
-                <w:smallCaps w:val="false"/>
-                <w:strike w:val="false"/>
-                <w:dstrike w:val="false"/>
-                <w:color w:val="000000"/>
-                <w:position w:val="0"/>
-                <w:sz w:val="24"/>
+                <w:caps w:val="false"/>
+                <w:smallCaps w:val="false"/>
+                <w:strike w:val="false"/>
+                <w:dstrike w:val="false"/>
+                <w:color w:val="000000"/>
+                <w:position w:val="0"/>
+                <w:sz w:val="24"/>
+                <w:szCs w:val="24"/>
+                <w:u w:val="none"/>
+                <w:shd w:fill="auto" w:val="clear"/>
+                <w:vertAlign w:val="baseline"/>
+              </w:rPr>
+            </w:pPr>
+            <w:r>
+              <w:rPr>
+                <w:rFonts w:eastAsia="Arial" w:cs="Arial" w:ascii="Arial" w:hAnsi="Arial"/>
+                <w:b w:val="false"/>
+                <w:i w:val="false"/>
+                <w:caps w:val="false"/>
+                <w:smallCaps w:val="false"/>
+                <w:strike w:val="false"/>
+                <w:dstrike w:val="false"/>
+                <w:color w:val="000000"/>
+                <w:position w:val="0"/>
                 <w:sz w:val="24"/>
                 <w:szCs w:val="24"/>
                 <w:u w:val="none"/>
@@ -3221,7 +3250,6 @@
                 <w:color w:val="000000"/>
                 <w:position w:val="0"/>
                 <w:sz w:val="24"/>
-                <w:sz w:val="24"/>
                 <w:szCs w:val="24"/>
                 <w:u w:val="none"/>
                 <w:shd w:fill="auto" w:val="clear"/>
@@ -3240,7 +3268,6 @@
                 <w:dstrike w:val="false"/>
                 <w:color w:val="000000"/>
                 <w:position w:val="0"/>
-                <w:sz w:val="24"/>
                 <w:sz w:val="24"/>
                 <w:szCs w:val="24"/>
                 <w:u w:val="none"/>
@@ -3281,7 +3308,7 @@
         </w:tc>
         <w:tc>
           <w:tcPr>
-            <w:tcW w:w="2650" w:type="dxa"/>
+            <w:tcW w:w="2651" w:type="dxa"/>
             <w:tcBorders>
               <w:left w:val="single" w:sz="4" w:space="0" w:color="38761D"/>
               <w:bottom w:val="single" w:sz="4" w:space="0" w:color="38761D"/>
@@ -3352,33 +3379,30 @@
                 <w:rFonts w:ascii="Arial" w:hAnsi="Arial" w:eastAsia="Arial" w:cs="Arial"/>
                 <w:b w:val="false"/>
                 <w:i w:val="false"/>
-                <w:i w:val="false"/>
-                <w:caps w:val="false"/>
-                <w:smallCaps w:val="false"/>
-                <w:strike w:val="false"/>
-                <w:dstrike w:val="false"/>
-                <w:color w:val="000000"/>
-                <w:position w:val="0"/>
-                <w:sz w:val="24"/>
-                <w:sz w:val="24"/>
-                <w:szCs w:val="24"/>
-                <w:u w:val="none"/>
-                <w:shd w:fill="auto" w:val="clear"/>
-                <w:vertAlign w:val="baseline"/>
-              </w:rPr>
-            </w:pPr>
-            <w:r>
-              <w:rPr>
-                <w:rFonts w:eastAsia="Arial" w:cs="Arial" w:ascii="Arial" w:hAnsi="Arial"/>
-                <w:b w:val="false"/>
-                <w:i w:val="false"/>
-                <w:caps w:val="false"/>
-                <w:smallCaps w:val="false"/>
-                <w:strike w:val="false"/>
-                <w:dstrike w:val="false"/>
-                <w:color w:val="000000"/>
-                <w:position w:val="0"/>
-                <w:sz w:val="24"/>
+                <w:caps w:val="false"/>
+                <w:smallCaps w:val="false"/>
+                <w:strike w:val="false"/>
+                <w:dstrike w:val="false"/>
+                <w:color w:val="000000"/>
+                <w:position w:val="0"/>
+                <w:sz w:val="24"/>
+                <w:szCs w:val="24"/>
+                <w:u w:val="none"/>
+                <w:shd w:fill="auto" w:val="clear"/>
+                <w:vertAlign w:val="baseline"/>
+              </w:rPr>
+            </w:pPr>
+            <w:r>
+              <w:rPr>
+                <w:rFonts w:eastAsia="Arial" w:cs="Arial" w:ascii="Arial" w:hAnsi="Arial"/>
+                <w:b w:val="false"/>
+                <w:i w:val="false"/>
+                <w:caps w:val="false"/>
+                <w:smallCaps w:val="false"/>
+                <w:strike w:val="false"/>
+                <w:dstrike w:val="false"/>
+                <w:color w:val="000000"/>
+                <w:position w:val="0"/>
                 <w:sz w:val="24"/>
                 <w:szCs w:val="24"/>
                 <w:u w:val="none"/>
@@ -3609,33 +3633,30 @@
                 <w:rFonts w:ascii="Arial" w:hAnsi="Arial" w:eastAsia="Arial" w:cs="Arial"/>
                 <w:b w:val="false"/>
                 <w:i w:val="false"/>
-                <w:i w:val="false"/>
-                <w:caps w:val="false"/>
-                <w:smallCaps w:val="false"/>
-                <w:strike w:val="false"/>
-                <w:dstrike w:val="false"/>
-                <w:color w:val="000000"/>
-                <w:position w:val="0"/>
-                <w:sz w:val="24"/>
-                <w:sz w:val="24"/>
-                <w:szCs w:val="24"/>
-                <w:u w:val="none"/>
-                <w:shd w:fill="auto" w:val="clear"/>
-                <w:vertAlign w:val="baseline"/>
-              </w:rPr>
-            </w:pPr>
-            <w:r>
-              <w:rPr>
-                <w:rFonts w:eastAsia="Arial" w:cs="Arial" w:ascii="Arial" w:hAnsi="Arial"/>
-                <w:b w:val="false"/>
-                <w:i w:val="false"/>
-                <w:caps w:val="false"/>
-                <w:smallCaps w:val="false"/>
-                <w:strike w:val="false"/>
-                <w:dstrike w:val="false"/>
-                <w:color w:val="000000"/>
-                <w:position w:val="0"/>
-                <w:sz w:val="24"/>
+                <w:caps w:val="false"/>
+                <w:smallCaps w:val="false"/>
+                <w:strike w:val="false"/>
+                <w:dstrike w:val="false"/>
+                <w:color w:val="000000"/>
+                <w:position w:val="0"/>
+                <w:sz w:val="24"/>
+                <w:szCs w:val="24"/>
+                <w:u w:val="none"/>
+                <w:shd w:fill="auto" w:val="clear"/>
+                <w:vertAlign w:val="baseline"/>
+              </w:rPr>
+            </w:pPr>
+            <w:r>
+              <w:rPr>
+                <w:rFonts w:eastAsia="Arial" w:cs="Arial" w:ascii="Arial" w:hAnsi="Arial"/>
+                <w:b w:val="false"/>
+                <w:i w:val="false"/>
+                <w:caps w:val="false"/>
+                <w:smallCaps w:val="false"/>
+                <w:strike w:val="false"/>
+                <w:dstrike w:val="false"/>
+                <w:color w:val="000000"/>
+                <w:position w:val="0"/>
                 <w:sz w:val="24"/>
                 <w:szCs w:val="24"/>
                 <w:u w:val="none"/>
@@ -3658,33 +3679,30 @@
                 <w:rFonts w:ascii="Arial" w:hAnsi="Arial" w:eastAsia="Arial" w:cs="Arial"/>
                 <w:b w:val="false"/>
                 <w:i w:val="false"/>
-                <w:i w:val="false"/>
-                <w:caps w:val="false"/>
-                <w:smallCaps w:val="false"/>
-                <w:strike w:val="false"/>
-                <w:dstrike w:val="false"/>
-                <w:color w:val="000000"/>
-                <w:position w:val="0"/>
-                <w:sz w:val="24"/>
-                <w:sz w:val="24"/>
-                <w:szCs w:val="24"/>
-                <w:u w:val="none"/>
-                <w:shd w:fill="auto" w:val="clear"/>
-                <w:vertAlign w:val="baseline"/>
-              </w:rPr>
-            </w:pPr>
-            <w:r>
-              <w:rPr>
-                <w:rFonts w:eastAsia="Arial" w:cs="Arial" w:ascii="Arial" w:hAnsi="Arial"/>
-                <w:b w:val="false"/>
-                <w:i w:val="false"/>
-                <w:caps w:val="false"/>
-                <w:smallCaps w:val="false"/>
-                <w:strike w:val="false"/>
-                <w:dstrike w:val="false"/>
-                <w:color w:val="000000"/>
-                <w:position w:val="0"/>
-                <w:sz w:val="24"/>
+                <w:caps w:val="false"/>
+                <w:smallCaps w:val="false"/>
+                <w:strike w:val="false"/>
+                <w:dstrike w:val="false"/>
+                <w:color w:val="000000"/>
+                <w:position w:val="0"/>
+                <w:sz w:val="24"/>
+                <w:szCs w:val="24"/>
+                <w:u w:val="none"/>
+                <w:shd w:fill="auto" w:val="clear"/>
+                <w:vertAlign w:val="baseline"/>
+              </w:rPr>
+            </w:pPr>
+            <w:r>
+              <w:rPr>
+                <w:rFonts w:eastAsia="Arial" w:cs="Arial" w:ascii="Arial" w:hAnsi="Arial"/>
+                <w:b w:val="false"/>
+                <w:i w:val="false"/>
+                <w:caps w:val="false"/>
+                <w:smallCaps w:val="false"/>
+                <w:strike w:val="false"/>
+                <w:dstrike w:val="false"/>
+                <w:color w:val="000000"/>
+                <w:position w:val="0"/>
                 <w:sz w:val="24"/>
                 <w:szCs w:val="24"/>
                 <w:u w:val="none"/>
@@ -3707,33 +3725,30 @@
                 <w:rFonts w:ascii="Arial" w:hAnsi="Arial" w:eastAsia="Arial" w:cs="Arial"/>
                 <w:b w:val="false"/>
                 <w:i w:val="false"/>
-                <w:i w:val="false"/>
-                <w:caps w:val="false"/>
-                <w:smallCaps w:val="false"/>
-                <w:strike w:val="false"/>
-                <w:dstrike w:val="false"/>
-                <w:color w:val="000000"/>
-                <w:position w:val="0"/>
-                <w:sz w:val="24"/>
-                <w:sz w:val="24"/>
-                <w:szCs w:val="24"/>
-                <w:u w:val="none"/>
-                <w:shd w:fill="auto" w:val="clear"/>
-                <w:vertAlign w:val="baseline"/>
-              </w:rPr>
-            </w:pPr>
-            <w:r>
-              <w:rPr>
-                <w:rFonts w:eastAsia="Arial" w:cs="Arial" w:ascii="Arial" w:hAnsi="Arial"/>
-                <w:b w:val="false"/>
-                <w:i w:val="false"/>
-                <w:caps w:val="false"/>
-                <w:smallCaps w:val="false"/>
-                <w:strike w:val="false"/>
-                <w:dstrike w:val="false"/>
-                <w:color w:val="000000"/>
-                <w:position w:val="0"/>
-                <w:sz w:val="24"/>
+                <w:caps w:val="false"/>
+                <w:smallCaps w:val="false"/>
+                <w:strike w:val="false"/>
+                <w:dstrike w:val="false"/>
+                <w:color w:val="000000"/>
+                <w:position w:val="0"/>
+                <w:sz w:val="24"/>
+                <w:szCs w:val="24"/>
+                <w:u w:val="none"/>
+                <w:shd w:fill="auto" w:val="clear"/>
+                <w:vertAlign w:val="baseline"/>
+              </w:rPr>
+            </w:pPr>
+            <w:r>
+              <w:rPr>
+                <w:rFonts w:eastAsia="Arial" w:cs="Arial" w:ascii="Arial" w:hAnsi="Arial"/>
+                <w:b w:val="false"/>
+                <w:i w:val="false"/>
+                <w:caps w:val="false"/>
+                <w:smallCaps w:val="false"/>
+                <w:strike w:val="false"/>
+                <w:dstrike w:val="false"/>
+                <w:color w:val="000000"/>
+                <w:position w:val="0"/>
                 <w:sz w:val="24"/>
                 <w:szCs w:val="24"/>
                 <w:u w:val="none"/>
@@ -3756,33 +3771,30 @@
                 <w:rFonts w:ascii="Arial" w:hAnsi="Arial" w:eastAsia="Arial" w:cs="Arial"/>
                 <w:b/>
                 <w:i w:val="false"/>
-                <w:i w:val="false"/>
-                <w:caps w:val="false"/>
-                <w:smallCaps w:val="false"/>
-                <w:strike w:val="false"/>
-                <w:dstrike w:val="false"/>
-                <w:color w:val="000000"/>
-                <w:position w:val="0"/>
-                <w:sz w:val="24"/>
-                <w:sz w:val="24"/>
-                <w:szCs w:val="24"/>
-                <w:u w:val="none"/>
-                <w:shd w:fill="auto" w:val="clear"/>
-                <w:vertAlign w:val="baseline"/>
-              </w:rPr>
-            </w:pPr>
-            <w:r>
-              <w:rPr>
-                <w:rFonts w:eastAsia="Arial" w:cs="Arial" w:ascii="Arial" w:hAnsi="Arial"/>
-                <w:b/>
-                <w:i w:val="false"/>
-                <w:caps w:val="false"/>
-                <w:smallCaps w:val="false"/>
-                <w:strike w:val="false"/>
-                <w:dstrike w:val="false"/>
-                <w:color w:val="000000"/>
-                <w:position w:val="0"/>
-                <w:sz w:val="24"/>
+                <w:caps w:val="false"/>
+                <w:smallCaps w:val="false"/>
+                <w:strike w:val="false"/>
+                <w:dstrike w:val="false"/>
+                <w:color w:val="000000"/>
+                <w:position w:val="0"/>
+                <w:sz w:val="24"/>
+                <w:szCs w:val="24"/>
+                <w:u w:val="none"/>
+                <w:shd w:fill="auto" w:val="clear"/>
+                <w:vertAlign w:val="baseline"/>
+              </w:rPr>
+            </w:pPr>
+            <w:r>
+              <w:rPr>
+                <w:rFonts w:eastAsia="Arial" w:cs="Arial" w:ascii="Arial" w:hAnsi="Arial"/>
+                <w:b/>
+                <w:i w:val="false"/>
+                <w:caps w:val="false"/>
+                <w:smallCaps w:val="false"/>
+                <w:strike w:val="false"/>
+                <w:dstrike w:val="false"/>
+                <w:color w:val="000000"/>
+                <w:position w:val="0"/>
                 <w:sz w:val="24"/>
                 <w:szCs w:val="24"/>
                 <w:u w:val="none"/>
@@ -3826,7 +3838,6 @@
                 <w:color w:val="000000"/>
                 <w:position w:val="0"/>
                 <w:sz w:val="24"/>
-                <w:sz w:val="24"/>
                 <w:szCs w:val="24"/>
                 <w:u w:val="none"/>
                 <w:shd w:fill="auto" w:val="clear"/>
@@ -3880,7 +3891,6 @@
                 <w:color w:val="000000"/>
                 <w:position w:val="0"/>
                 <w:sz w:val="24"/>
-                <w:sz w:val="24"/>
                 <w:szCs w:val="24"/>
                 <w:u w:val="none"/>
                 <w:shd w:fill="auto" w:val="clear"/>
@@ -3930,7 +3940,7 @@
         </w:tc>
         <w:tc>
           <w:tcPr>
-            <w:tcW w:w="2650" w:type="dxa"/>
+            <w:tcW w:w="2651" w:type="dxa"/>
             <w:tcBorders>
               <w:top w:val="single" w:sz="4" w:space="0" w:color="38761D"/>
               <w:left w:val="single" w:sz="4" w:space="0" w:color="38761D"/>
@@ -4010,6 +4020,39 @@
           <w:color w:val="000000"/>
           <w:position w:val="0"/>
           <w:sz w:val="24"/>
+          <w:szCs w:val="24"/>
+          <w:u w:val="none"/>
+          <w:shd w:fill="auto" w:val="clear"/>
+          <w:vertAlign w:val="baseline"/>
+        </w:rPr>
+      </w:r>
+    </w:p>
+    <w:p>
+      <w:pPr>
+        <w:pStyle w:val="normal1"/>
+        <w:widowControl w:val="false"/>
+        <w:shd w:val="clear" w:fill="auto"/>
+        <w:spacing w:lineRule="auto" w:line="262" w:before="0" w:after="0"/>
+        <w:ind w:hanging="0" w:left="0" w:right="0"/>
+        <w:jc w:val="left"/>
+        <w:rPr>
+          <w:rFonts w:ascii="Arial" w:hAnsi="Arial" w:eastAsia="Arial" w:cs="Arial"/>
+          <w:color w:val="000000"/>
+          <w:sz w:val="24"/>
+          <w:szCs w:val="24"/>
+        </w:rPr>
+      </w:pPr>
+      <w:r>
+        <w:rPr>
+          <w:rFonts w:eastAsia="Arial" w:cs="Arial" w:ascii="Arial" w:hAnsi="Arial"/>
+          <w:b/>
+          <w:i w:val="false"/>
+          <w:caps w:val="false"/>
+          <w:smallCaps w:val="false"/>
+          <w:strike w:val="false"/>
+          <w:dstrike w:val="false"/>
+          <w:color w:val="000000"/>
+          <w:position w:val="0"/>
           <w:sz w:val="24"/>
           <w:szCs w:val="24"/>
           <w:u w:val="none"/>
